--- a/Layout/Surety Instruction Template LO.docx
+++ b/Layout/Surety Instruction Template LO.docx
@@ -1854,6 +1854,70 @@
  
  < N a v W o r d R e p o r t X m l P a r t   x m l n s = " u r n : m i c r o s o f t - d y n a m i c s - n a v / r e p o r t s / S u r e t y _ I n s t r u c t i o n _ T e m p l a t e _ L O / 5 2 1 8 7 3 3 1 / " >   
+     < B C R e p o r t I n f o r m a t i o n > + 
+         < R e p o r t M e t a d a t a > + 
+             < E x t e n s i o n I d > E x t e n s i o n   I D < / E x t e n s i o n I d > + 
+             < E x t e n s i o n N a m e > E x t e n s i o n   N a m e < / E x t e n s i o n N a m e > + 
+             < E x t e n s i o n P u b l i s h e r > E x t e n s i o n   P u b l i s h e r < / E x t e n s i o n P u b l i s h e r > + 
+             < E x t e n s i o n V e r s i o n > E x t e n s i o n   V e r s i o n < / E x t e n s i o n V e r s i o n > + 
+             < R e p o r t I d > R e p o r t   I D < / R e p o r t I d > + 
+             < R e p o r t N a m e > R e p o r t   N a m e < / R e p o r t N a m e > + 
+             < A b o u t T h i s R e p o r t T i t l e > A b o u t   T h i s   R e p o r t   T i t l e < / A b o u t T h i s R e p o r t T i t l e > + 
+             < A b o u t T h i s R e p o r t T e x t > A b o u t   T h i s   R e p o r t   T e x t < / A b o u t T h i s R e p o r t T e x t > + 
+             < R e p o r t H e l p L i n k > R e p o r t   H e l p   L i n k < / R e p o r t H e l p L i n k > + 
+         < / R e p o r t M e t a d a t a > + 
+         < R e p o r t R e q u e s t > + 
+             < T e n a n t E n t r a I d > T e n a n t   E n t r a   I d < / T e n a n t E n t r a I d > + 
+             < E n v i r o n m e n t N a m e > E n v i r o n m e n t   N a m e < / E n v i r o n m e n t N a m e > + 
+             < E n v i r o n m e n t T y p e > E n v i r o n m e n t   T y p e < / E n v i r o n m e n t T y p e > + 
+             < C o m p a n y N a m e > C o m p a n y   N a m e < / C o m p a n y N a m e > + 
+             < C o m p a n y D i s p l a y N a m e > C o m p a n y   D i s p l a y   N a m e < / C o m p a n y D i s p l a y N a m e > + 
+             < C o m p a n y I d > C o m p a n y   I D < / C o m p a n y I d > + 
+             < U s e r N a m e > U s e r   N a m e < / U s e r N a m e > + 
+             < D a t e A n d T i m e > D a t e   a n d   T i m e < / D a t e A n d T i m e > + 
+             < L a n g u a g e > L a n g u a g e < / L a n g u a g e > + 
+             < F o r m a t R e g i o n > F o r m a t   R e g i o n < / F o r m a t R e g i o n > + 
+             < D a t e T i m e V a l u e s > + 
+                 < Y e a r > Y e a r < / Y e a r > + 
+                 < M o n t h N u m b e r > M o n t h   N u m b e r < / M o n t h N u m b e r > + 
+                 < D a y N u m b e r > D a y   N u m b e r < / D a y N u m b e r > + 
+                 < H o u r > H o u r < / H o u r > + 
+                 < M i n u t e > M i n u t e < / M i n u t e > + 
+             < / D a t e T i m e V a l u e s > + 
+         < / R e p o r t R e q u e s t > + 
+     < / B C R e p o r t I n f o r m a t i o n > + 
      < S u r e t y M a n a g e m e n t >   
          < A c c o u n t N a m e > A c c o u n t N a m e < / A c c o u n t N a m e > 
--- a/Layout/Surety Instruction Template LO.docx
+++ b/Layout/Surety Instruction Template LO.docx
@@ -1854,70 +1854,6 @@
  
  < N a v W o r d R e p o r t X m l P a r t   x m l n s = " u r n : m i c r o s o f t - d y n a m i c s - n a v / r e p o r t s / S u r e t y _ I n s t r u c t i o n _ T e m p l a t e _ L O / 5 2 1 8 7 3 3 1 / " >   
-     < B C R e p o r t I n f o r m a t i o n > - 
-         < R e p o r t M e t a d a t a > - 
-             < E x t e n s i o n I d > E x t e n s i o n   I D < / E x t e n s i o n I d > - 
-             < E x t e n s i o n N a m e > E x t e n s i o n   N a m e < / E x t e n s i o n N a m e > - 
-             < E x t e n s i o n P u b l i s h e r > E x t e n s i o n   P u b l i s h e r < / E x t e n s i o n P u b l i s h e r > - 
-             < E x t e n s i o n V e r s i o n > E x t e n s i o n   V e r s i o n < / E x t e n s i o n V e r s i o n > - 
-             < R e p o r t I d > R e p o r t   I D < / R e p o r t I d > - 
-             < R e p o r t N a m e > R e p o r t   N a m e < / R e p o r t N a m e > - 
-             < A b o u t T h i s R e p o r t T i t l e > A b o u t   T h i s   R e p o r t   T i t l e < / A b o u t T h i s R e p o r t T i t l e > - 
-             < A b o u t T h i s R e p o r t T e x t > A b o u t   T h i s   R e p o r t   T e x t < / A b o u t T h i s R e p o r t T e x t > - 
-             < R e p o r t H e l p L i n k > R e p o r t   H e l p   L i n k < / R e p o r t H e l p L i n k > - 
-         < / R e p o r t M e t a d a t a > - 
-         < R e p o r t R e q u e s t > - 
-             < T e n a n t E n t r a I d > T e n a n t   E n t r a   I d < / T e n a n t E n t r a I d > - 
-             < E n v i r o n m e n t N a m e > E n v i r o n m e n t   N a m e < / E n v i r o n m e n t N a m e > - 
-             < E n v i r o n m e n t T y p e > E n v i r o n m e n t   T y p e < / E n v i r o n m e n t T y p e > - 
-             < C o m p a n y N a m e > C o m p a n y   N a m e < / C o m p a n y N a m e > - 
-             < C o m p a n y D i s p l a y N a m e > C o m p a n y   D i s p l a y   N a m e < / C o m p a n y D i s p l a y N a m e > - 
-             < C o m p a n y I d > C o m p a n y   I D < / C o m p a n y I d > - 
-             < U s e r N a m e > U s e r   N a m e < / U s e r N a m e > - 
-             < D a t e A n d T i m e > D a t e   a n d   T i m e < / D a t e A n d T i m e > - 
-             < L a n g u a g e > L a n g u a g e < / L a n g u a g e > - 
-             < F o r m a t R e g i o n > F o r m a t   R e g i o n < / F o r m a t R e g i o n > - 
-             < D a t e T i m e V a l u e s > - 
-                 < Y e a r > Y e a r < / Y e a r > - 
-                 < M o n t h N u m b e r > M o n t h   N u m b e r < / M o n t h N u m b e r > - 
-                 < D a y N u m b e r > D a y   N u m b e r < / D a y N u m b e r > - 
-                 < H o u r > H o u r < / H o u r > - 
-                 < M i n u t e > M i n u t e < / M i n u t e > - 
-             < / D a t e T i m e V a l u e s > - 
-         < / R e p o r t R e q u e s t > - 
-     < / B C R e p o r t I n f o r m a t i o n > - 
      < S u r e t y M a n a g e m e n t >   
          < A c c o u n t N a m e > A c c o u n t N a m e < / A c c o u n t N a m e > 
--- a/Layout/Surety Instruction Template LO.docx
+++ b/Layout/Surety Instruction Template LO.docx
@@ -1870,6 +1870,8 @@
  
              < R e p o r t N a m e > R e p o r t   N a m e < / R e p o r t N a m e >   
+             < R e p o r t C a p t i o n > R e p o r t   C a p t i o n < / R e p o r t C a p t i o n > + 
              < A b o u t T h i s R e p o r t T i t l e > A b o u t   T h i s   R e p o r t   T i t l e < / A b o u t T h i s R e p o r t T i t l e >   
              < A b o u t T h i s R e p o r t T e x t > A b o u t   T h i s   R e p o r t   T e x t < / A b o u t T h i s R e p o r t T e x t > @@ -1916,6 +1918,84 @@
  
          < / R e p o r t R e q u e s t >   
+         < C o m p a n y M e t a d a t a > + 
+             < C o m p a n y N a m e > C o m p a n y   N a m e < / C o m p a n y N a m e > + 
+             < C o m p a n y D i s p l a y N a m e > C o m p a n y   D i s p l a y   N a m e < / C o m p a n y D i s p l a y N a m e > + 
+             < C o m p a n y A d d r e s s L i n e s > + 
+                 < C o m p a n y A d d r e s s L i n e 1 > C o m p a n y   A d d r e s s   L i n e   1 < / C o m p a n y A d d r e s s L i n e 1 > + 
+                 < C o m p a n y A d d r e s s L i n e 2 > C o m p a n y   A d d r e s s   L i n e   2 < / C o m p a n y A d d r e s s L i n e 2 > + 
+                 < C o m p a n y A d d r e s s L i n e 3 > C o m p a n y   A d d r e s s   L i n e   3 < / C o m p a n y A d d r e s s L i n e 3 > + 
+                 < C o m p a n y A d d r e s s L i n e 4 > C o m p a n y   A d d r e s s   L i n e   4 < / C o m p a n y A d d r e s s L i n e 4 > + 
+                 < C o m p a n y A d d r e s s L i n e 5 > C o m p a n y   A d d r e s s   L i n e   5 < / C o m p a n y A d d r e s s L i n e 5 > + 
+                 < C o m p a n y A d d r e s s L i n e 6 > C o m p a n y   A d d r e s s   L i n e   6 < / C o m p a n y A d d r e s s L i n e 6 > + 
+                 < C o m p a n y A d d r e s s L i n e 7 > C o m p a n y   A d d r e s s   L i n e   7 < / C o m p a n y A d d r e s s L i n e 7 > + 
+                 < C o m p a n y A d d r e s s L i n e 8 > C o m p a n y   A d d r e s s   L i n e   8 < / C o m p a n y A d d r e s s L i n e 8 > + 
+             < / C o m p a n y A d d r e s s L i n e s > + 
+             < C o m p a n y P h o n e > C o m p a n y   P h o n e < / C o m p a n y P h o n e > + 
+             < C o m p a n y P h o n e C a p t i o n > C o m p a n y   P h o n e   C a p t i o n < / C o m p a n y P h o n e C a p t i o n > + 
+             < C o m p a n y F a x N o > C o m p a n y   F a x   N o . < / C o m p a n y F a x N o > + 
+             < C o m p a n y F a x N o C a p t i o n > C o m p a n y   F a x   N o .   C a p t i o n < / C o m p a n y F a x N o C a p t i o n > + 
+             < C o m p a n y E m a i l > C o m p a n y   E m a i l < / C o m p a n y E m a i l > + 
+             < C o m p a n y E m a i l C a p t i o n > C o m p a n y   E m a i l   C a p t i o n < / C o m p a n y E m a i l C a p t i o n > + 
+             < C o m p a n y H o m e P a g e > C o m p a n y   H o m e   P a g e < / C o m p a n y H o m e P a g e > + 
+             < C o m p a n y H o m e P a g e C a p t i o n > C o m p a n y   H o m e   P a g e   C a p t i o n < / C o m p a n y H o m e P a g e C a p t i o n > + 
+             < C o m p a n y L o g o > C o m p a n y   L o g o < / C o m p a n y L o g o > + 
+             < C o m p a n y V A T R e g i s t r a t i o n N o > C o m p a n y   V A T   R e g i s t r a t i o n   N o . < / C o m p a n y V A T R e g i s t r a t i o n N o > + 
+             < C o m p a n y V A T R e g i s t r a t i o n N o C a p t i o n > C o m p a n y   V A T   R e g i s t r a t i o n   N o .   C a p t i o n < / C o m p a n y V A T R e g i s t r a t i o n N o C a p t i o n > + 
+             < C o m p a n y R e g i s t r a t i o n N o > C o m p a n y   R e g i s t r a t i o n   N o . < / C o m p a n y R e g i s t r a t i o n N o > + 
+             < C o m p a n y R e g i s t r a t i o n N o C a p t i o n > C o m p a n y   R e g i s t r a t i o n   N o .   C a p t i o n < / C o m p a n y R e g i s t r a t i o n N o C a p t i o n > + 
+             < C o m p a n y B a n k N a m e > C o m p a n y   B a n k   N a m e < / C o m p a n y B a n k N a m e > + 
+             < C o m p a n y B a n k N a m e C a p t i o n > C o m p a n y   B a n k   N a m e   C a p t i o n < / C o m p a n y B a n k N a m e C a p t i o n > + 
+             < C o m p a n y B a n k A c c o u n t N o > C o m p a n y   B a n k   A c c o u n t   N o . < / C o m p a n y B a n k A c c o u n t N o > + 
+             < C o m p a n y B a n k A c c o u n t N o C a p t i o n > C o m p a n y   B a n k   A c c o u n t   N o .   C a p t i o n < / C o m p a n y B a n k A c c o u n t N o C a p t i o n > + 
+             < C o m p a n y B a n k B r a n c h N o > C o m p a n y   B a n k   B r a n c h   N o . < / C o m p a n y B a n k B r a n c h N o > + 
+             < C o m p a n y B a n k B r a n c h N o C a p t i o n > C o m p a n y   B a n k   B r a n c h   N o .   C a p t i o n < / C o m p a n y B a n k B r a n c h N o C a p t i o n > + 
+             < C o m p a n y I B A N > C o m p a n y   I B A N < / C o m p a n y I B A N > + 
+             < C o m p a n y I B A N C a p t i o n > C o m p a n y   I B A N   C a p t i o n < / C o m p a n y I B A N C a p t i o n > + 
+             < C o m p a n y B a n k S W I F T > C o m p a n y   B a n k   S W I F T < / C o m p a n y B a n k S W I F T > + 
+             < C o m p a n y B a n k S W I F T C a p t i o n > C o m p a n y   B a n k   S W I F T   C a p t i o n < / C o m p a n y B a n k S W I F T C a p t i o n > + 
+             < C o m p a n y G i r o N o > C o m p a n y   G i r o   N o . < / C o m p a n y G i r o N o > + 
+             < C o m p a n y G i r o N o C a p t i o n > C o m p a n y   G i r o   N o .   C a p t i o n < / C o m p a n y G i r o N o C a p t i o n > + 
+         < / C o m p a n y M e t a d a t a > + 
      < / B C R e p o r t I n f o r m a t i o n >   
      < S u r e t y M a n a g e m e n t > @@ -1967,6 +2047,211 @@
          < S u r e t y A m o u n t > S u r e t y A m o u n t < / S u r e t y A m o u n t >   
          < S u r e t y N o > S u r e t y N o < / S u r e t y N o > + 
+     < / S u r e t y M a n a g e m e n t > + 
+ < / N a v W o r d R e p o r t X m l P a r t > 
+</file>
+
+<file path=customXml/item2.xml>��< ? x m l   v e r s i o n = " 1 . 0 "   e n c o d i n g = " u t f - 1 6 " ? > + 
+ < N a v W o r d R e p o r t X m l P a r t   x m l n s = " u r n : m i c r o s o f t - d y n a m i c s - b u s i n e s s c e n t r a l / i n t e r n a l / e x t e n d e d / r e p o r t s / S u r e t y _ I n s t r u c t i o n _ T e m p l a t e _ L O / 5 2 1 8 7 3 3 1 / " > + 
+     < B C R e p o r t I n f o r m a t i o n > + 
+         < R e p o r t M e t a d a t a > + 
+             < E x t e n s i o n I d > E x t e n s i o n   I D < / E x t e n s i o n I d > + 
+             < E x t e n s i o n N a m e > E x t e n s i o n   N a m e < / E x t e n s i o n N a m e > + 
+             < E x t e n s i o n P u b l i s h e r > E x t e n s i o n   P u b l i s h e r < / E x t e n s i o n P u b l i s h e r > + 
+             < E x t e n s i o n V e r s i o n > E x t e n s i o n   V e r s i o n < / E x t e n s i o n V e r s i o n > + 
+             < R e p o r t I d > R e p o r t   I D < / R e p o r t I d > + 
+             < R e p o r t N a m e > R e p o r t   N a m e < / R e p o r t N a m e > + 
+             < R e p o r t C a p t i o n > R e p o r t   C a p t i o n < / R e p o r t C a p t i o n > + 
+             < A b o u t T h i s R e p o r t T i t l e > A b o u t   T h i s   R e p o r t   T i t l e < / A b o u t T h i s R e p o r t T i t l e > + 
+             < A b o u t T h i s R e p o r t T e x t > A b o u t   T h i s   R e p o r t   T e x t < / A b o u t T h i s R e p o r t T e x t > + 
+             < R e p o r t H e l p L i n k > R e p o r t   H e l p   L i n k < / R e p o r t H e l p L i n k > + 
+         < / R e p o r t M e t a d a t a > + 
+         < R e p o r t R e q u e s t > + 
+             < T e n a n t E n t r a I d > T e n a n t   E n t r a   I d < / T e n a n t E n t r a I d > + 
+             < E n v i r o n m e n t N a m e > E n v i r o n m e n t   N a m e < / E n v i r o n m e n t N a m e > + 
+             < E n v i r o n m e n t T y p e > E n v i r o n m e n t   T y p e < / E n v i r o n m e n t T y p e > + 
+             < C o m p a n y N a m e > C o m p a n y   N a m e < / C o m p a n y N a m e > + 
+             < C o m p a n y D i s p l a y N a m e > C o m p a n y   D i s p l a y   N a m e < / C o m p a n y D i s p l a y N a m e > + 
+             < C o m p a n y I d > C o m p a n y   I D < / C o m p a n y I d > + 
+             < U s e r N a m e > U s e r   N a m e < / U s e r N a m e > + 
+             < D a t e A n d T i m e > D a t e   a n d   T i m e < / D a t e A n d T i m e > + 
+             < L a n g u a g e > L a n g u a g e < / L a n g u a g e > + 
+             < F o r m a t R e g i o n > F o r m a t   R e g i o n < / F o r m a t R e g i o n > + 
+             < D a t e T i m e V a l u e s > + 
+                 < Y e a r > Y e a r < / Y e a r > + 
+                 < M o n t h N u m b e r > M o n t h   N u m b e r < / M o n t h N u m b e r > + 
+                 < D a y N u m b e r > D a y   N u m b e r < / D a y N u m b e r > + 
+                 < H o u r > H o u r < / H o u r > + 
+                 < M i n u t e > M i n u t e < / M i n u t e > + 
+             < / D a t e T i m e V a l u e s > + 
+         < / R e p o r t R e q u e s t > + 
+         < C o m p a n y M e t a d a t a > + 
+             < C o m p a n y N a m e > C o m p a n y   N a m e < / C o m p a n y N a m e > + 
+             < C o m p a n y D i s p l a y N a m e > C o m p a n y   D i s p l a y   N a m e < / C o m p a n y D i s p l a y N a m e > + 
+             < C o m p a n y A d d r e s s L i n e s > + 
+                 < C o m p a n y A d d r e s s L i n e 1 > C o m p a n y   A d d r e s s   L i n e   1 < / C o m p a n y A d d r e s s L i n e 1 > + 
+                 < C o m p a n y A d d r e s s L i n e 2 > C o m p a n y   A d d r e s s   L i n e   2 < / C o m p a n y A d d r e s s L i n e 2 > + 
+                 < C o m p a n y A d d r e s s L i n e 3 > C o m p a n y   A d d r e s s   L i n e   3 < / C o m p a n y A d d r e s s L i n e 3 > + 
+                 < C o m p a n y A d d r e s s L i n e 4 > C o m p a n y   A d d r e s s   L i n e   4 < / C o m p a n y A d d r e s s L i n e 4 > + 
+                 < C o m p a n y A d d r e s s L i n e 5 > C o m p a n y   A d d r e s s   L i n e   5 < / C o m p a n y A d d r e s s L i n e 5 > + 
+                 < C o m p a n y A d d r e s s L i n e 6 > C o m p a n y   A d d r e s s   L i n e   6 < / C o m p a n y A d d r e s s L i n e 6 > + 
+                 < C o m p a n y A d d r e s s L i n e 7 > C o m p a n y   A d d r e s s   L i n e   7 < / C o m p a n y A d d r e s s L i n e 7 > + 
+                 < C o m p a n y A d d r e s s L i n e 8 > C o m p a n y   A d d r e s s   L i n e   8 < / C o m p a n y A d d r e s s L i n e 8 > + 
+             < / C o m p a n y A d d r e s s L i n e s > + 
+             < C o m p a n y P h o n e > C o m p a n y   P h o n e < / C o m p a n y P h o n e > + 
+             < C o m p a n y P h o n e C a p t i o n > C o m p a n y   P h o n e   C a p t i o n < / C o m p a n y P h o n e C a p t i o n > + 
+             < C o m p a n y F a x N o > C o m p a n y   F a x   N o . < / C o m p a n y F a x N o > + 
+             < C o m p a n y F a x N o C a p t i o n > C o m p a n y   F a x   N o .   C a p t i o n < / C o m p a n y F a x N o C a p t i o n > + 
+             < C o m p a n y E m a i l > C o m p a n y   E m a i l < / C o m p a n y E m a i l > + 
+             < C o m p a n y E m a i l C a p t i o n > C o m p a n y   E m a i l   C a p t i o n < / C o m p a n y E m a i l C a p t i o n > + 
+             < C o m p a n y H o m e P a g e > C o m p a n y   H o m e   P a g e < / C o m p a n y H o m e P a g e > + 
+             < C o m p a n y H o m e P a g e C a p t i o n > C o m p a n y   H o m e   P a g e   C a p t i o n < / C o m p a n y H o m e P a g e C a p t i o n > + 
+             < C o m p a n y L o g o > C o m p a n y   L o g o < / C o m p a n y L o g o > + 
+             < C o m p a n y V A T R e g i s t r a t i o n N o > C o m p a n y   V A T   R e g i s t r a t i o n   N o . < / C o m p a n y V A T R e g i s t r a t i o n N o > + 
+             < C o m p a n y V A T R e g i s t r a t i o n N o C a p t i o n > C o m p a n y   V A T   R e g i s t r a t i o n   N o .   C a p t i o n < / C o m p a n y V A T R e g i s t r a t i o n N o C a p t i o n > + 
+             < C o m p a n y R e g i s t r a t i o n N o > C o m p a n y   R e g i s t r a t i o n   N o . < / C o m p a n y R e g i s t r a t i o n N o > + 
+             < C o m p a n y R e g i s t r a t i o n N o C a p t i o n > C o m p a n y   R e g i s t r a t i o n   N o .   C a p t i o n < / C o m p a n y R e g i s t r a t i o n N o C a p t i o n > + 
+             < C o m p a n y B a n k N a m e > C o m p a n y   B a n k   N a m e < / C o m p a n y B a n k N a m e > + 
+             < C o m p a n y B a n k N a m e C a p t i o n > C o m p a n y   B a n k   N a m e   C a p t i o n < / C o m p a n y B a n k N a m e C a p t i o n > + 
+             < C o m p a n y B a n k A c c o u n t N o > C o m p a n y   B a n k   A c c o u n t   N o . < / C o m p a n y B a n k A c c o u n t N o > + 
+             < C o m p a n y B a n k A c c o u n t N o C a p t i o n > C o m p a n y   B a n k   A c c o u n t   N o .   C a p t i o n < / C o m p a n y B a n k A c c o u n t N o C a p t i o n > + 
+             < C o m p a n y B a n k B r a n c h N o > C o m p a n y   B a n k   B r a n c h   N o . < / C o m p a n y B a n k B r a n c h N o > + 
+             < C o m p a n y B a n k B r a n c h N o C a p t i o n > C o m p a n y   B a n k   B r a n c h   N o .   C a p t i o n < / C o m p a n y B a n k B r a n c h N o C a p t i o n > + 
+             < C o m p a n y I B A N > C o m p a n y   I B A N < / C o m p a n y I B A N > + 
+             < C o m p a n y I B A N C a p t i o n > C o m p a n y   I B A N   C a p t i o n < / C o m p a n y I B A N C a p t i o n > + 
+             < C o m p a n y B a n k S W I F T > C o m p a n y   B a n k   S W I F T < / C o m p a n y B a n k S W I F T > + 
+             < C o m p a n y B a n k S W I F T C a p t i o n > C o m p a n y   B a n k   S W I F T   C a p t i o n < / C o m p a n y B a n k S W I F T C a p t i o n > + 
+             < C o m p a n y G i r o N o > C o m p a n y   G i r o   N o . < / C o m p a n y G i r o N o > + 
+             < C o m p a n y G i r o N o C a p t i o n > C o m p a n y   G i r o   N o .   C a p t i o n < / C o m p a n y G i r o N o C a p t i o n > + 
+         < / C o m p a n y M e t a d a t a > + 
+     < / B C R e p o r t I n f o r m a t i o n > + 
+     < T o o l t i p s   / > + 
+     < S u r e t y M a n a g e m e n t   E l e m e n t T y p e = " D a t a I t e m "   E l e m e n t I d = " 1 4 2 0 9 8 1 3 4 2 " > + 
+         < A c c o u n t N a m e   E l e m e n t T y p e = " C o l u m n "   E l e m e n t I d = " 1 7 2 4 8 6 5 1 3 3 "   D a t a T y p e = " T e x t " > A c c o u n t N a m e < / A c c o u n t N a m e > + 
+         < A c c o u n t N o   E l e m e n t T y p e = " C o l u m n "   E l e m e n t I d = " 1 8 0 7 1 1 6 6 2 7 "   D a t a T y p e = " C o d e " > A c c o u n t N o < / A c c o u n t N o > + 
+         < A c c u s e d   E l e m e n t T y p e = " C o l u m n "   E l e m e n t I d = " 2 4 4 3 6 3 7 7 9 "   D a t a T y p e = " T e x t " > A c c u s e d < / A c c u s e d > + 
+         < A m o u n t   E l e m e n t T y p e = " C o l u m n "   E l e m e n t I d = " 1 5 1 1 0 9 1 2 7 1 "   D a t a T y p e = " D e c i m a l " > A m o u n t < / A m o u n t > + 
+         < C a s e N o   E l e m e n t T y p e = " C o l u m n "   E l e m e n t I d = " 1 5 1 2 6 8 8 3 9 2 "   D a t a T y p e = " C o d e " > C a s e N o < / C a s e N o > + 
+         < C E O   E l e m e n t T y p e = " C o l u m n "   E l e m e n t I d = " 5 3 6 1 4 6 7 4 8 "   D a t a T y p e = " T e x t " > C E O < / C E O > + 
+         < C E O S i g n a t u r e   E l e m e n t T y p e = " C o l u m n "   E l e m e n t I d = " 2 2 7 4 0 5 5 4 4 "   D a t a T y p e = " B l o b "   / > + 
+         < C o u r t   E l e m e n t T y p e = " C o l u m n "   E l e m e n t I d = " 1 6 9 5 5 7 2 9 4 2 "   D a t a T y p e = " T e x t " > C o u r t < / C o u r t > + 
+         < C o u r t A d d r e s s   E l e m e n t T y p e = " C o l u m n "   E l e m e n t I d = " 1 7 6 7 5 3 6 8 4 4 "   D a t a T y p e = " C o d e " > C o u r t A d d r e s s < / C o u r t A d d r e s s > + 
+         < C o u r t P h y s i c a l A d d r e s s   E l e m e n t T y p e = " C o l u m n "   E l e m e n t I d = " 1 9 4 2 4 6 2 7 8 3 "   D a t a T y p e = " C o d e " > C o u r t P h y s i c a l A d d r e s s < / C o u r t P h y s i c a l A d d r e s s > + 
+         < D a t e   E l e m e n t T y p e = " C o l u m n "   E l e m e n t I d = " 1 0 4 4 6 9 1 6 1 7 "   D a t a T y p e = " D a t e " > D a t e < / D a t e > + 
+         < D e s c r i p t i o n   E l e m e n t T y p e = " C o l u m n "   E l e m e n t I d = " 1 3 1 4 3 5 1 3 0 7 "   D a t a T y p e = " T e x t " > D e s c r i p t i o n < / D e s c r i p t i o n > + 
+         < L e g a l O f f i c e r   E l e m e n t T y p e = " C o l u m n "   E l e m e n t I d = " 1 6 6 9 5 6 6 2 5 2 "   D a t a T y p e = " T e x t " > L e g a l O f f i c e r < / L e g a l O f f i c e r > + 
+         < L e g a l O f f i c e r S i g n a t u r e   E l e m e n t T y p e = " C o l u m n "   E l e m e n t I d = " 6 3 2 1 2 6 9 6 "   D a t a T y p e = " B l o b "   / > + 
+         < L e g a l O f f i c e r T i t l e   E l e m e n t T y p e = " C o l u m n "   E l e m e n t I d = " 4 5 0 1 3 3 1 4 0 "   D a t a T y p e = " T e x t " > L e g a l O f f i c e r T i t l e < / L e g a l O f f i c e r T i t l e > + 
+         < M e m b e r A c c o u n t N o   E l e m e n t T y p e = " C o l u m n "   E l e m e n t I d = " 1 3 6 0 8 4 7 6 2 1 "   D a t a T y p e = " C o d e " > M e m b e r A c c o u n t N o < / M e m b e r A c c o u n t N o > + 
+         < M e m b e r N a m e   E l e m e n t T y p e = " C o l u m n "   E l e m e n t I d = " 6 0 3 0 5 6 9 0 2 "   D a t a T y p e = " T e x t " > M e m b e r N a m e < / M e m b e r N a m e > + 
+         < M e m b e r N o   E l e m e n t T y p e = " C o l u m n "   E l e m e n t I d = " 3 7 2 9 1 0 3 6 4 "   D a t a T y p e = " C o d e " > M e m b e r N o < / M e m b e r N o > + 
+         < M e m b e r N o s   E l e m e n t T y p e = " C o l u m n "   E l e m e n t I d = " 1 1 0 0 4 1 3 4 2 3 "   D a t a T y p e = " C o d e " > M e m b e r N o s < / M e m b e r N o s > + 
+         < O u t s t a n d i n g B a l a n c e   E l e m e n t T y p e = " C o l u m n "   E l e m e n t I d = " 1 6 7 4 2 6 6 7 3 5 "   D a t a T y p e = " D e c i m a l " > O u t s t a n d i n g B a l a n c e < / O u t s t a n d i n g B a l a n c e > + 
+         < R e f f e r e n c e N o   E l e m e n t T y p e = " C o l u m n "   E l e m e n t I d = " 1 6 6 2 2 7 9 5 8 3 "   D a t a T y p e = " C o d e " > R e f f e r e n c e N o < / R e f f e r e n c e N o > + 
+         < S u m m a r y   E l e m e n t T y p e = " C o l u m n "   E l e m e n t I d = " 1 9 4 6 1 8 0 9 "   D a t a T y p e = " T e x t " > S u m m a r y < / S u m m a r y > + 
+         < S u r e t y A m o u n t   E l e m e n t T y p e = " C o l u m n "   E l e m e n t I d = " 1 3 3 5 7 0 4 3 3 9 "   D a t a T y p e = " D e c i m a l " > S u r e t y A m o u n t < / S u r e t y A m o u n t > + 
+         < S u r e t y N o   E l e m e n t T y p e = " C o l u m n "   E l e m e n t I d = " 3 9 6 4 2 3 8 8 0 "   D a t a T y p e = " C o d e " > S u r e t y N o < / S u r e t y N o >   
      < / S u r e t y M a n a g e m e n t >   
